--- a/database_summary.docx
+++ b/database_summary.docx
@@ -79,6 +79,27 @@
       </w:r>
       <w:r>
         <w:t xml:space="preserve"> February 2026</w:t>
+      </w:r>
+    </w:p>
+    <w:p>
+      <w:r>
+        <w:rPr>
+          <w:b/>
+        </w:rPr>
+        <w:t>Last verified against:</w:t>
+      </w:r>
+      <w:r>
+        <w:t xml:space="preserve"> </w:t>
+      </w:r>
+      <w:r>
+        <w:rPr>
+          <w:rFonts w:ascii="Courier New" w:hAnsi="Courier New"/>
+          <w:sz w:val="20"/>
+        </w:rPr>
+        <w:t>figure_skating_ijs_v4.sqlite</w:t>
+      </w:r>
+      <w:r>
+        <w:t xml:space="preserve"> — 2026-02-26</w:t>
       </w:r>
     </w:p>
     <w:p>

--- a/database_summary.docx
+++ b/database_summary.docx
@@ -45,7 +45,7 @@
         <w:t>figure_skating_ijs_v4.sqlite</w:t>
       </w:r>
       <w:r>
-        <w:t xml:space="preserve"> (~100 MB) — single canonical database</w:t>
+        <w:t xml:space="preserve"> (~195 MB) — single canonical database</w:t>
       </w:r>
     </w:p>
     <w:p>
@@ -1197,10 +1197,20 @@
           <w:rFonts w:ascii="Courier New" w:hAnsi="Courier New"/>
           <w:sz w:val="20"/>
         </w:rPr>
-        <w:t>calculate_isuimpact_v1.py</w:t>
+        <w:t>calculate_isuimpact_v2.py</w:t>
       </w:r>
       <w:r>
-        <w:t xml:space="preserve"> with M = 10,000 permutations, seed = 20260223, global CDF. 271,728 rows across 142 events.</w:t>
+        <w:t xml:space="preserve"> (method: </w:t>
+      </w:r>
+      <w:r>
+        <w:rPr>
+          <w:rFonts w:ascii="Courier New" w:hAnsi="Courier New"/>
+          <w:sz w:val="20"/>
+        </w:rPr>
+        <w:t>isuimpact_residual_v1</w:t>
+      </w:r>
+      <w:r>
+        <w:t>) with M = 10,000 permutations, seed = 20260223. 271,728 rows across 142 events.</w:t>
       </w:r>
     </w:p>
     <w:p>
@@ -1328,7 +1338,7 @@
           <w:rFonts w:ascii="Courier New" w:hAnsi="Courier New"/>
           <w:sz w:val="20"/>
         </w:rPr>
-        <w:t>calculate_isuimpact_v1.py</w:t>
+        <w:t>calculate_isuimpact_v2.py</w:t>
       </w:r>
       <w:r>
         <w:t xml:space="preserve">, </w:t>

--- a/database_summary.docx
+++ b/database_summary.docx
@@ -23,7 +23,7 @@
           <w:color w:val="606060"/>
           <w:sz w:val="20"/>
         </w:rPr>
-        <w:t>Michael Allman  |  February 26, 2026  |  Judging Bias in Competitive Figure Skating</w:t>
+        <w:t>Michael Allman  |  February 27, 2026  |  Judging Bias in Competitive Figure Skating</w:t>
       </w:r>
     </w:p>
     <w:p/>
